--- a/updatingRecordsAsAdmin/updatingRecordsAsAdmin.docx
+++ b/updatingRecordsAsAdmin/updatingRecordsAsAdmin.docx
@@ -1,6 +1,6 @@
 
 <file path=word/document.xml><?xml version="1.0" encoding="utf-8"?>
-<w:document xmlns:wpc="http://schemas.microsoft.com/office/word/2010/wordprocessingCanvas" xmlns:cx="http://schemas.microsoft.com/office/drawing/2014/chartex" xmlns:cx1="http://schemas.microsoft.com/office/drawing/2015/9/8/chartex" xmlns:cx2="http://schemas.microsoft.com/office/drawing/2015/10/21/chartex" xmlns:cx3="http://schemas.microsoft.com/office/drawing/2016/5/9/chartex" xmlns:cx4="http://schemas.microsoft.com/office/drawing/2016/5/10/chartex" xmlns:cx5="http://schemas.microsoft.com/office/drawing/2016/5/11/chartex" xmlns:cx6="http://schemas.microsoft.com/office/drawing/2016/5/12/chartex" xmlns:cx7="http://schemas.microsoft.com/office/drawing/2016/5/13/chartex" xmlns:cx8="http://schemas.microsoft.com/office/drawing/2016/5/14/chartex" xmlns:mc="http://schemas.openxmlformats.org/markup-compatibility/2006" xmlns:aink="http://schemas.microsoft.com/office/drawing/2016/ink" xmlns:am3d="http://schemas.microsoft.com/office/drawing/2017/model3d" xmlns:o="urn:schemas-microsoft-com:office:office" xmlns:oel="http://schemas.microsoft.com/office/2019/extlst" xmlns:r="http://schemas.openxmlformats.org/officeDocument/2006/relationships" xmlns:m="http://schemas.openxmlformats.org/officeDocument/2006/math" xmlns:v="urn:schemas-microsoft-com:vml" xmlns:wp14="http://schemas.microsoft.com/office/word/2010/wordprocessingDrawing" xmlns:wp="http://schemas.openxmlformats.org/drawingml/2006/wordprocessingDrawing" xmlns:w10="urn:schemas-microsoft-com:office:word" xmlns:w="http://schemas.openxmlformats.org/wordprocessingml/2006/main" xmlns:w14="http://schemas.microsoft.com/office/word/2010/wordml" xmlns:w15="http://schemas.microsoft.com/office/word/2012/wordml" xmlns:w16cex="http://schemas.microsoft.com/office/word/2018/wordml/cex" xmlns:w16cid="http://schemas.microsoft.com/office/word/2016/wordml/cid" xmlns:w16="http://schemas.microsoft.com/office/word/2018/wordml" xmlns:w16du="http://schemas.microsoft.com/office/word/2023/wordml/word16du" xmlns:w16sdtdh="http://schemas.microsoft.com/office/word/2020/wordml/sdtdatahash" xmlns:w16se="http://schemas.microsoft.com/office/word/2015/wordml/symex" xmlns:wpg="http://schemas.microsoft.com/office/word/2010/wordprocessingGroup" xmlns:wpi="http://schemas.microsoft.com/office/word/2010/wordprocessingInk" xmlns:wne="http://schemas.microsoft.com/office/word/2006/wordml" xmlns:wps="http://schemas.microsoft.com/office/word/2010/wordprocessingShape" mc:Ignorable="w14 w15 w16se w16cid w16 w16cex w16sdtdh w16du wp14">
+<w:document xmlns:wpc="http://schemas.microsoft.com/office/word/2010/wordprocessingCanvas" xmlns:cx="http://schemas.microsoft.com/office/drawing/2014/chartex" xmlns:cx1="http://schemas.microsoft.com/office/drawing/2015/9/8/chartex" xmlns:cx2="http://schemas.microsoft.com/office/drawing/2015/10/21/chartex" xmlns:cx3="http://schemas.microsoft.com/office/drawing/2016/5/9/chartex" xmlns:cx4="http://schemas.microsoft.com/office/drawing/2016/5/10/chartex" xmlns:cx5="http://schemas.microsoft.com/office/drawing/2016/5/11/chartex" xmlns:cx6="http://schemas.microsoft.com/office/drawing/2016/5/12/chartex" xmlns:cx7="http://schemas.microsoft.com/office/drawing/2016/5/13/chartex" xmlns:cx8="http://schemas.microsoft.com/office/drawing/2016/5/14/chartex" xmlns:mc="http://schemas.openxmlformats.org/markup-compatibility/2006" xmlns:aink="http://schemas.microsoft.com/office/drawing/2016/ink" xmlns:am3d="http://schemas.microsoft.com/office/drawing/2017/model3d" xmlns:o="urn:schemas-microsoft-com:office:office" xmlns:oel="http://schemas.microsoft.com/office/2019/extlst" xmlns:r="http://schemas.openxmlformats.org/officeDocument/2006/relationships" xmlns:m="http://schemas.openxmlformats.org/officeDocument/2006/math" xmlns:v="urn:schemas-microsoft-com:vml" xmlns:wp14="http://schemas.microsoft.com/office/word/2010/wordprocessingDrawing" xmlns:wp="http://schemas.openxmlformats.org/drawingml/2006/wordprocessingDrawing" xmlns:w10="urn:schemas-microsoft-com:office:word" xmlns:w="http://schemas.openxmlformats.org/wordprocessingml/2006/main" xmlns:w14="http://schemas.microsoft.com/office/word/2010/wordml" xmlns:w15="http://schemas.microsoft.com/office/word/2012/wordml" xmlns:w16cex="http://schemas.microsoft.com/office/word/2018/wordml/cex" xmlns:w16cid="http://schemas.microsoft.com/office/word/2016/wordml/cid" xmlns:w16="http://schemas.microsoft.com/office/word/2018/wordml" xmlns:w16du="http://schemas.microsoft.com/office/word/2023/wordml/word16du" xmlns:w16sdtdh="http://schemas.microsoft.com/office/word/2020/wordml/sdtdatahash" xmlns:w16sdtfl="http://schemas.microsoft.com/office/word/2024/wordml/sdtformatlock" xmlns:w16se="http://schemas.microsoft.com/office/word/2015/wordml/symex" xmlns:wpg="http://schemas.microsoft.com/office/word/2010/wordprocessingGroup" xmlns:wpi="http://schemas.microsoft.com/office/word/2010/wordprocessingInk" xmlns:wne="http://schemas.microsoft.com/office/word/2006/wordml" xmlns:wps="http://schemas.microsoft.com/office/word/2010/wordprocessingShape" mc:Ignorable="w14 w15 w16se w16cid w16 w16cex w16sdtdh w16sdtfl w16du wp14">
   <w:body>
     <w:p>
       <w:pPr>
@@ -8,6 +8,9 @@
         <w:jc w:val="center"/>
       </w:pPr>
       <w:r>
+        <w:t xml:space="preserve">Screen flows: </w:t>
+      </w:r>
+      <w:r>
         <w:t>Updating records as admin</w:t>
       </w:r>
     </w:p>
@@ -35,6 +38,72 @@
         <w:t>Functional description</w:t>
       </w:r>
     </w:p>
+    <w:tbl>
+      <w:tblPr>
+        <w:tblStyle w:val="TableGrid"/>
+        <w:tblW w:w="0" w:type="auto"/>
+        <w:shd w:val="clear" w:color="auto" w:fill="FFC000"/>
+        <w:tblLook w:val="04A0" w:firstRow="1" w:lastRow="0" w:firstColumn="1" w:lastColumn="0" w:noHBand="0" w:noVBand="1"/>
+      </w:tblPr>
+      <w:tblGrid>
+        <w:gridCol w:w="9350"/>
+      </w:tblGrid>
+      <w:tr>
+        <w:tc>
+          <w:tcPr>
+            <w:tcW w:w="9350" w:type="dxa"/>
+            <w:shd w:val="clear" w:color="auto" w:fill="FFC000"/>
+          </w:tcPr>
+          <w:p>
+            <w:pPr>
+              <w:jc w:val="center"/>
+            </w:pPr>
+            <w:r>
+              <w:t xml:space="preserve">OBSOLETE: The functionality has been provided by Salesforce </w:t>
+            </w:r>
+            <w:r>
+              <w:drawing>
+                <wp:inline distT="0" distB="0" distL="0" distR="0" wp14:anchorId="2FA09087" wp14:editId="4264C6E1">
+                  <wp:extent cx="3804138" cy="1937428"/>
+                  <wp:effectExtent l="0" t="0" r="6350" b="5715"/>
+                  <wp:docPr id="1563357229" name="Picture 1"/>
+                  <wp:cNvGraphicFramePr>
+                    <a:graphicFrameLocks xmlns:a="http://schemas.openxmlformats.org/drawingml/2006/main" noChangeAspect="1"/>
+                  </wp:cNvGraphicFramePr>
+                  <a:graphic xmlns:a="http://schemas.openxmlformats.org/drawingml/2006/main">
+                    <a:graphicData uri="http://schemas.openxmlformats.org/drawingml/2006/picture">
+                      <pic:pic xmlns:pic="http://schemas.openxmlformats.org/drawingml/2006/picture">
+                        <pic:nvPicPr>
+                          <pic:cNvPr id="1563357229" name=""/>
+                          <pic:cNvPicPr/>
+                        </pic:nvPicPr>
+                        <pic:blipFill>
+                          <a:blip r:embed="rId4"/>
+                          <a:stretch>
+                            <a:fillRect/>
+                          </a:stretch>
+                        </pic:blipFill>
+                        <pic:spPr>
+                          <a:xfrm>
+                            <a:off x="0" y="0"/>
+                            <a:ext cx="3813781" cy="1942339"/>
+                          </a:xfrm>
+                          <a:prstGeom prst="rect">
+                            <a:avLst/>
+                          </a:prstGeom>
+                        </pic:spPr>
+                      </pic:pic>
+                    </a:graphicData>
+                  </a:graphic>
+                </wp:inline>
+              </w:drawing>
+            </w:r>
+          </w:p>
+        </w:tc>
+      </w:tr>
+    </w:tbl>
+    <w:p/>
+    <w:p/>
     <w:p>
       <w:r>
         <w:t xml:space="preserve">Imagine you would like to build the flow that updates the record type of the record so that record becomes read-only / editable. </w:t>
@@ -63,10 +132,7 @@
         <w:t>make the records read-only / updatable</w:t>
       </w:r>
       <w:r>
-        <w:t xml:space="preserve">) </w:t>
-      </w:r>
-      <w:r>
-        <w:t>?</w:t>
+        <w:t>)?</w:t>
       </w:r>
     </w:p>
     <w:p>
@@ -142,6 +208,7 @@
         <w:rPr>
           <w:noProof/>
         </w:rPr>
+        <w:lastRenderedPageBreak/>
         <w:drawing>
           <wp:inline distT="0" distB="0" distL="0" distR="0" wp14:anchorId="7C8539B3" wp14:editId="1E037C78">
             <wp:extent cx="2172808" cy="2271919"/>
@@ -158,7 +225,7 @@
                     <pic:cNvPicPr/>
                   </pic:nvPicPr>
                   <pic:blipFill>
-                    <a:blip r:embed="rId4"/>
+                    <a:blip r:embed="rId5"/>
                     <a:stretch>
                       <a:fillRect/>
                     </a:stretch>
@@ -187,7 +254,6 @@
         <w:rPr>
           <w:noProof/>
         </w:rPr>
-        <w:lastRenderedPageBreak/>
         <w:drawing>
           <wp:inline distT="0" distB="0" distL="0" distR="0" wp14:anchorId="5F192A8A" wp14:editId="051D4873">
             <wp:extent cx="3836464" cy="2631831"/>
@@ -204,7 +270,7 @@
                     <pic:cNvPicPr/>
                   </pic:nvPicPr>
                   <pic:blipFill>
-                    <a:blip r:embed="rId5"/>
+                    <a:blip r:embed="rId6"/>
                     <a:stretch>
                       <a:fillRect/>
                     </a:stretch>
@@ -267,7 +333,7 @@
 </file>
 
 <file path=word/styles.xml><?xml version="1.0" encoding="utf-8"?>
-<w:styles xmlns:mc="http://schemas.openxmlformats.org/markup-compatibility/2006" xmlns:r="http://schemas.openxmlformats.org/officeDocument/2006/relationships" xmlns:w="http://schemas.openxmlformats.org/wordprocessingml/2006/main" xmlns:w14="http://schemas.microsoft.com/office/word/2010/wordml" xmlns:w15="http://schemas.microsoft.com/office/word/2012/wordml" xmlns:w16cex="http://schemas.microsoft.com/office/word/2018/wordml/cex" xmlns:w16cid="http://schemas.microsoft.com/office/word/2016/wordml/cid" xmlns:w16="http://schemas.microsoft.com/office/word/2018/wordml" xmlns:w16du="http://schemas.microsoft.com/office/word/2023/wordml/word16du" xmlns:w16sdtdh="http://schemas.microsoft.com/office/word/2020/wordml/sdtdatahash" xmlns:w16se="http://schemas.microsoft.com/office/word/2015/wordml/symex" mc:Ignorable="w14 w15 w16se w16cid w16 w16cex w16sdtdh w16du">
+<w:styles xmlns:mc="http://schemas.openxmlformats.org/markup-compatibility/2006" xmlns:r="http://schemas.openxmlformats.org/officeDocument/2006/relationships" xmlns:w="http://schemas.openxmlformats.org/wordprocessingml/2006/main" xmlns:w14="http://schemas.microsoft.com/office/word/2010/wordml" xmlns:w15="http://schemas.microsoft.com/office/word/2012/wordml" xmlns:w16cex="http://schemas.microsoft.com/office/word/2018/wordml/cex" xmlns:w16cid="http://schemas.microsoft.com/office/word/2016/wordml/cid" xmlns:w16="http://schemas.microsoft.com/office/word/2018/wordml" xmlns:w16du="http://schemas.microsoft.com/office/word/2023/wordml/word16du" xmlns:w16sdtdh="http://schemas.microsoft.com/office/word/2020/wordml/sdtdatahash" xmlns:w16sdtfl="http://schemas.microsoft.com/office/word/2024/wordml/sdtformatlock" xmlns:w16se="http://schemas.microsoft.com/office/word/2015/wordml/symex" mc:Ignorable="w14 w15 w16se w16cid w16 w16cex w16sdtdh w16sdtfl w16du">
   <w:docDefaults>
     <w:rPrDefault>
       <w:rPr>
@@ -1181,6 +1247,25 @@
       <w:spacing w:val="5"/>
     </w:rPr>
   </w:style>
+  <w:style w:type="table" w:styleId="TableGrid">
+    <w:name w:val="Table Grid"/>
+    <w:basedOn w:val="TableNormal"/>
+    <w:uiPriority w:val="39"/>
+    <w:rsid w:val="00E52FFF"/>
+    <w:pPr>
+      <w:spacing w:after="0" w:line="240" w:lineRule="auto"/>
+    </w:pPr>
+    <w:tblPr>
+      <w:tblBorders>
+        <w:top w:val="single" w:sz="4" w:space="0" w:color="auto"/>
+        <w:left w:val="single" w:sz="4" w:space="0" w:color="auto"/>
+        <w:bottom w:val="single" w:sz="4" w:space="0" w:color="auto"/>
+        <w:right w:val="single" w:sz="4" w:space="0" w:color="auto"/>
+        <w:insideH w:val="single" w:sz="4" w:space="0" w:color="auto"/>
+        <w:insideV w:val="single" w:sz="4" w:space="0" w:color="auto"/>
+      </w:tblBorders>
+    </w:tblPr>
+  </w:style>
 </w:styles>
 </file>
 
